--- a/TLIM3355_TranAn_Project.docx
+++ b/TLIM3355_TranAn_Project.docx
@@ -8,8 +8,32 @@
         <w:jc w:val="center"/>
         <w:rPr>
           <w:rFonts w:ascii="Times New Roman" w:hAnsi="Times New Roman" w:cs="Times New Roman"/>
+          <w:sz w:val="40"/>
+          <w:szCs w:val="40"/>
+        </w:rPr>
+      </w:pPr>
+      <w:r>
+        <w:rPr>
+          <w:rFonts w:ascii="Times New Roman" w:hAnsi="Times New Roman" w:cs="Times New Roman"/>
+          <w:b/>
+          <w:bCs/>
+          <w:sz w:val="40"/>
+          <w:szCs w:val="40"/>
+        </w:rPr>
+        <w:t>Semester Project: Smart Parking Platform</w:t>
+      </w:r>
+    </w:p>
+    <w:p>
+      <w:pPr>
+        <w:pStyle w:val="Heading1"/>
+        <w:rPr>
+          <w:rFonts w:ascii="Times New Roman" w:hAnsi="Times New Roman" w:cs="Times New Roman"/>
+          <w:b/>
+          <w:bCs/>
+          <w:color w:val="auto"/>
           <w:sz w:val="30"/>
           <w:szCs w:val="30"/>
+          <w:u w:val="single"/>
         </w:rPr>
       </w:pPr>
       <w:r>
@@ -17,31 +41,9 @@
           <w:rFonts w:ascii="Times New Roman" w:hAnsi="Times New Roman" w:cs="Times New Roman"/>
           <w:b/>
           <w:bCs/>
+          <w:color w:val="auto"/>
           <w:sz w:val="30"/>
           <w:szCs w:val="30"/>
-        </w:rPr>
-        <w:t>Semester Project: Smart Parking Platform</w:t>
-      </w:r>
-    </w:p>
-    <w:p>
-      <w:pPr>
-        <w:spacing w:line="360" w:lineRule="auto"/>
-        <w:rPr>
-          <w:rFonts w:ascii="Times New Roman" w:hAnsi="Times New Roman" w:cs="Times New Roman"/>
-          <w:b/>
-          <w:bCs/>
-          <w:sz w:val="28"/>
-          <w:szCs w:val="28"/>
-          <w:u w:val="single"/>
-        </w:rPr>
-      </w:pPr>
-      <w:r>
-        <w:rPr>
-          <w:rFonts w:ascii="Times New Roman" w:hAnsi="Times New Roman" w:cs="Times New Roman"/>
-          <w:b/>
-          <w:bCs/>
-          <w:sz w:val="28"/>
-          <w:szCs w:val="28"/>
           <w:u w:val="single"/>
         </w:rPr>
         <w:t>Research</w:t>
@@ -556,19 +558,11 @@
         </w:rPr>
         <w:t xml:space="preserve">o. </w:t>
       </w:r>
-      <w:proofErr w:type="spellStart"/>
-      <w:r>
-        <w:rPr>
-          <w:rFonts w:ascii="Times New Roman" w:hAnsi="Times New Roman" w:cs="Times New Roman"/>
-        </w:rPr>
-        <w:t>We</w:t>
-      </w:r>
-      <w:proofErr w:type="spellEnd"/>
-      <w:r>
-        <w:rPr>
-          <w:rFonts w:ascii="Times New Roman" w:hAnsi="Times New Roman" w:cs="Times New Roman"/>
-        </w:rPr>
-        <w:t xml:space="preserve"> also have </w:t>
+      <w:r>
+        <w:rPr>
+          <w:rFonts w:ascii="Times New Roman" w:hAnsi="Times New Roman" w:cs="Times New Roman"/>
+        </w:rPr>
+        <w:t xml:space="preserve">We also have </w:t>
       </w:r>
       <w:r>
         <w:rPr>
@@ -611,14 +605,14 @@
     </w:p>
     <w:p>
       <w:pPr>
-        <w:spacing w:line="360" w:lineRule="auto"/>
-        <w:jc w:val="both"/>
+        <w:pStyle w:val="Heading1"/>
         <w:rPr>
           <w:rFonts w:ascii="Times New Roman" w:hAnsi="Times New Roman" w:cs="Times New Roman"/>
           <w:b/>
           <w:bCs/>
-          <w:sz w:val="28"/>
-          <w:szCs w:val="28"/>
+          <w:color w:val="auto"/>
+          <w:sz w:val="30"/>
+          <w:szCs w:val="30"/>
           <w:u w:val="single"/>
         </w:rPr>
       </w:pPr>
@@ -627,11 +621,11 @@
           <w:rFonts w:ascii="Times New Roman" w:hAnsi="Times New Roman" w:cs="Times New Roman"/>
           <w:b/>
           <w:bCs/>
-          <w:sz w:val="28"/>
-          <w:szCs w:val="28"/>
+          <w:color w:val="auto"/>
+          <w:sz w:val="30"/>
+          <w:szCs w:val="30"/>
           <w:u w:val="single"/>
         </w:rPr>
-        <w:lastRenderedPageBreak/>
         <w:t>Vision and Scope</w:t>
       </w:r>
     </w:p>
@@ -850,43 +844,7 @@
         <w:rPr>
           <w:rFonts w:ascii="Times New Roman" w:hAnsi="Times New Roman" w:cs="Times New Roman"/>
         </w:rPr>
-        <w:t>The price shown before booking is the exact price charged</w:t>
-      </w:r>
-      <w:r>
-        <w:rPr>
-          <w:rFonts w:ascii="Times New Roman" w:hAnsi="Times New Roman" w:cs="Times New Roman"/>
-        </w:rPr>
-        <w:t xml:space="preserve">, so </w:t>
-      </w:r>
-      <w:r>
-        <w:rPr>
-          <w:rFonts w:ascii="Times New Roman" w:hAnsi="Times New Roman" w:cs="Times New Roman"/>
-        </w:rPr>
-        <w:t xml:space="preserve">no added fees, surge pricing, </w:t>
-      </w:r>
-      <w:r>
-        <w:rPr>
-          <w:rFonts w:ascii="Times New Roman" w:hAnsi="Times New Roman" w:cs="Times New Roman"/>
-        </w:rPr>
-        <w:t>or</w:t>
-      </w:r>
-      <w:r>
-        <w:rPr>
-          <w:rFonts w:ascii="Times New Roman" w:hAnsi="Times New Roman" w:cs="Times New Roman"/>
-        </w:rPr>
-        <w:t xml:space="preserve"> surprises</w:t>
-      </w:r>
-      <w:r>
-        <w:rPr>
-          <w:rFonts w:ascii="Times New Roman" w:hAnsi="Times New Roman" w:cs="Times New Roman"/>
-        </w:rPr>
-        <w:t xml:space="preserve">, </w:t>
-      </w:r>
-      <w:r>
-        <w:rPr>
-          <w:rFonts w:ascii="Times New Roman" w:hAnsi="Times New Roman" w:cs="Times New Roman"/>
-        </w:rPr>
-        <w:t>paired with real-time session updates and a grace period near session end.</w:t>
+        <w:t>The price shown before booking is the exact price charged, so no added fees, surge pricing, or surprises, paired with real-time session updates and a grace period near session end.</w:t>
       </w:r>
     </w:p>
     <w:p>
@@ -899,13 +857,14 @@
     </w:p>
     <w:p>
       <w:pPr>
-        <w:spacing w:line="360" w:lineRule="auto"/>
+        <w:pStyle w:val="Heading1"/>
         <w:rPr>
           <w:rFonts w:ascii="Times New Roman" w:hAnsi="Times New Roman" w:cs="Times New Roman"/>
           <w:b/>
           <w:bCs/>
-          <w:sz w:val="28"/>
-          <w:szCs w:val="28"/>
+          <w:color w:val="auto"/>
+          <w:sz w:val="30"/>
+          <w:szCs w:val="30"/>
           <w:u w:val="single"/>
         </w:rPr>
       </w:pPr>
@@ -914,8 +873,9 @@
           <w:rFonts w:ascii="Times New Roman" w:hAnsi="Times New Roman" w:cs="Times New Roman"/>
           <w:b/>
           <w:bCs/>
-          <w:sz w:val="28"/>
-          <w:szCs w:val="28"/>
+          <w:color w:val="auto"/>
+          <w:sz w:val="30"/>
+          <w:szCs w:val="30"/>
           <w:u w:val="single"/>
         </w:rPr>
         <w:t>Software Requirements Specification (SRS)</w:t>
@@ -1013,6 +973,7 @@
           <w:b/>
           <w:bCs/>
         </w:rPr>
+        <w:lastRenderedPageBreak/>
         <w:t>1.2 Scope</w:t>
       </w:r>
       <w:r>
@@ -1025,14 +986,7 @@
         <w:rPr>
           <w:rFonts w:ascii="Times New Roman" w:hAnsi="Times New Roman" w:cs="Times New Roman"/>
         </w:rPr>
-        <w:t xml:space="preserve">We cover user registration, parking search and reservation, upfront all-inclusive pricing, payment </w:t>
-      </w:r>
-      <w:r>
-        <w:rPr>
-          <w:rFonts w:ascii="Times New Roman" w:hAnsi="Times New Roman" w:cs="Times New Roman"/>
-        </w:rPr>
-        <w:lastRenderedPageBreak/>
-        <w:t xml:space="preserve">processing, real-time session status updates, </w:t>
+        <w:t xml:space="preserve">We cover user registration, parking search and reservation, upfront all-inclusive pricing, payment processing, real-time session status updates, </w:t>
       </w:r>
       <w:r>
         <w:rPr>
@@ -1376,6 +1330,7 @@
         <w:rPr>
           <w:rFonts w:ascii="Times New Roman" w:hAnsi="Times New Roman" w:cs="Times New Roman"/>
         </w:rPr>
+        <w:lastRenderedPageBreak/>
         <w:t>FR10: The system shall provide operators an</w:t>
       </w:r>
       <w:r>
@@ -1431,7 +1386,6 @@
         <w:rPr>
           <w:rFonts w:ascii="Times New Roman" w:hAnsi="Times New Roman" w:cs="Times New Roman"/>
         </w:rPr>
-        <w:lastRenderedPageBreak/>
         <w:t>NFR1: The system shall support at least 10,000 concurrent users.</w:t>
       </w:r>
     </w:p>
@@ -1966,6 +1920,12 @@
                 <w:rFonts w:ascii="Times New Roman" w:hAnsi="Times New Roman" w:cs="Times New Roman"/>
               </w:rPr>
               <w:br/>
+            </w:r>
+            <w:r>
+              <w:rPr>
+                <w:rFonts w:ascii="Times New Roman" w:hAnsi="Times New Roman" w:cs="Times New Roman"/>
+              </w:rPr>
+              <w:lastRenderedPageBreak/>
               <w:t>Precondition: User is logged in</w:t>
             </w:r>
             <w:r>
@@ -2009,7 +1969,6 @@
               <w:rPr>
                 <w:rFonts w:ascii="Times New Roman" w:hAnsi="Times New Roman" w:cs="Times New Roman"/>
               </w:rPr>
-              <w:lastRenderedPageBreak/>
               <w:t>View available spots on map</w:t>
             </w:r>
             <w:r>
@@ -2323,6 +2282,7 @@
               <w:rPr>
                 <w:rFonts w:ascii="Times New Roman" w:hAnsi="Times New Roman" w:cs="Times New Roman"/>
               </w:rPr>
+              <w:lastRenderedPageBreak/>
               <w:t>Submit payment</w:t>
             </w:r>
             <w:r>
@@ -2739,6 +2699,7 @@
               <w:rPr>
                 <w:rFonts w:ascii="Times New Roman" w:hAnsi="Times New Roman" w:cs="Times New Roman"/>
               </w:rPr>
+              <w:lastRenderedPageBreak/>
               <w:t>Driver confirms additional time</w:t>
             </w:r>
             <w:r>
@@ -2767,6 +2728,7 @@
               <w:rPr>
                 <w:rFonts w:ascii="Times New Roman" w:hAnsi="Times New Roman" w:cs="Times New Roman"/>
               </w:rPr>
+              <w:lastRenderedPageBreak/>
               <w:t>Case 10</w:t>
             </w:r>
           </w:p>
@@ -2865,7 +2827,6 @@
                 <w:bCs w:val="0"/>
                 <w:color w:val="000000"/>
               </w:rPr>
-              <w:lastRenderedPageBreak/>
               <w:t>Precondition:</w:t>
             </w:r>
             <w:r>
@@ -2989,7 +2950,6 @@
               <w:rPr>
                 <w:rFonts w:ascii="Times New Roman" w:hAnsi="Times New Roman" w:cs="Times New Roman"/>
               </w:rPr>
-              <w:lastRenderedPageBreak/>
               <w:t>Case 11</w:t>
             </w:r>
           </w:p>
@@ -3351,6 +3311,7 @@
                 <w:rFonts w:ascii="Times New Roman" w:hAnsi="Times New Roman" w:cs="Times New Roman"/>
                 <w:color w:val="000000"/>
               </w:rPr>
+              <w:lastRenderedPageBreak/>
               <w:t>View past reservations</w:t>
             </w:r>
             <w:r>
@@ -3404,6 +3365,7 @@
               <w:rPr>
                 <w:rFonts w:ascii="Times New Roman" w:hAnsi="Times New Roman" w:cs="Times New Roman"/>
               </w:rPr>
+              <w:lastRenderedPageBreak/>
               <w:t>Case 13</w:t>
             </w:r>
           </w:p>
@@ -3488,7 +3450,6 @@
                 <w:bCs w:val="0"/>
                 <w:color w:val="000000"/>
               </w:rPr>
-              <w:lastRenderedPageBreak/>
               <w:t>Precondition:</w:t>
             </w:r>
             <w:r>
@@ -3621,7 +3582,6 @@
               <w:rPr>
                 <w:rFonts w:ascii="Times New Roman" w:hAnsi="Times New Roman" w:cs="Times New Roman"/>
               </w:rPr>
-              <w:lastRenderedPageBreak/>
               <w:t>Case 14</w:t>
             </w:r>
           </w:p>
@@ -3983,6 +3943,7 @@
                 <w:rFonts w:ascii="Times New Roman" w:hAnsi="Times New Roman" w:cs="Times New Roman"/>
                 <w:color w:val="000000"/>
               </w:rPr>
+              <w:lastRenderedPageBreak/>
               <w:t>Enter new rate</w:t>
             </w:r>
             <w:r>
@@ -4028,6 +3989,775 @@
           <w:rFonts w:ascii="Times New Roman" w:hAnsi="Times New Roman" w:cs="Times New Roman"/>
         </w:rPr>
       </w:pPr>
+    </w:p>
+    <w:p>
+      <w:pPr>
+        <w:rPr>
+          <w:rFonts w:ascii="Times New Roman" w:hAnsi="Times New Roman" w:cs="Times New Roman"/>
+          <w:b/>
+          <w:bCs/>
+          <w:sz w:val="30"/>
+          <w:szCs w:val="30"/>
+          <w:u w:val="single"/>
+        </w:rPr>
+      </w:pPr>
+      <w:r>
+        <w:rPr>
+          <w:rFonts w:ascii="Times New Roman" w:hAnsi="Times New Roman" w:cs="Times New Roman"/>
+          <w:b/>
+          <w:bCs/>
+          <w:sz w:val="30"/>
+          <w:szCs w:val="30"/>
+          <w:u w:val="single"/>
+        </w:rPr>
+        <w:t>WBS</w:t>
+      </w:r>
+    </w:p>
+    <w:p>
+      <w:pPr>
+        <w:pStyle w:val="ListParagraph"/>
+        <w:numPr>
+          <w:ilvl w:val="0"/>
+          <w:numId w:val="53"/>
+        </w:numPr>
+        <w:rPr>
+          <w:rFonts w:ascii="Times New Roman" w:hAnsi="Times New Roman" w:cs="Times New Roman"/>
+        </w:rPr>
+      </w:pPr>
+      <w:r>
+        <w:rPr>
+          <w:rFonts w:ascii="Times New Roman" w:hAnsi="Times New Roman" w:cs="Times New Roman"/>
+        </w:rPr>
+        <w:t>Authentication</w:t>
+      </w:r>
+    </w:p>
+    <w:p>
+      <w:pPr>
+        <w:pStyle w:val="ListParagraph"/>
+        <w:numPr>
+          <w:ilvl w:val="1"/>
+          <w:numId w:val="55"/>
+        </w:numPr>
+        <w:rPr>
+          <w:rFonts w:ascii="Times New Roman" w:hAnsi="Times New Roman" w:cs="Times New Roman"/>
+        </w:rPr>
+      </w:pPr>
+      <w:r>
+        <w:rPr>
+          <w:rFonts w:ascii="Times New Roman" w:hAnsi="Times New Roman" w:cs="Times New Roman"/>
+        </w:rPr>
+        <w:t xml:space="preserve"> Login</w:t>
+      </w:r>
+    </w:p>
+    <w:p>
+      <w:pPr>
+        <w:pStyle w:val="ListParagraph"/>
+        <w:numPr>
+          <w:ilvl w:val="2"/>
+          <w:numId w:val="55"/>
+        </w:numPr>
+        <w:rPr>
+          <w:rFonts w:ascii="Times New Roman" w:hAnsi="Times New Roman" w:cs="Times New Roman"/>
+        </w:rPr>
+      </w:pPr>
+      <w:r>
+        <w:rPr>
+          <w:rFonts w:ascii="Times New Roman" w:hAnsi="Times New Roman" w:cs="Times New Roman"/>
+        </w:rPr>
+        <w:t>Credential validation</w:t>
+      </w:r>
+    </w:p>
+    <w:p>
+      <w:pPr>
+        <w:pStyle w:val="ListParagraph"/>
+        <w:numPr>
+          <w:ilvl w:val="2"/>
+          <w:numId w:val="55"/>
+        </w:numPr>
+        <w:rPr>
+          <w:rFonts w:ascii="Times New Roman" w:hAnsi="Times New Roman" w:cs="Times New Roman"/>
+        </w:rPr>
+      </w:pPr>
+      <w:r>
+        <w:rPr>
+          <w:rFonts w:ascii="Times New Roman" w:hAnsi="Times New Roman" w:cs="Times New Roman"/>
+        </w:rPr>
+        <w:t>Session token handling</w:t>
+      </w:r>
+    </w:p>
+    <w:p>
+      <w:pPr>
+        <w:pStyle w:val="ListParagraph"/>
+        <w:numPr>
+          <w:ilvl w:val="1"/>
+          <w:numId w:val="55"/>
+        </w:numPr>
+        <w:rPr>
+          <w:rFonts w:ascii="Times New Roman" w:hAnsi="Times New Roman" w:cs="Times New Roman"/>
+        </w:rPr>
+      </w:pPr>
+      <w:r>
+        <w:rPr>
+          <w:rFonts w:ascii="Times New Roman" w:hAnsi="Times New Roman" w:cs="Times New Roman"/>
+        </w:rPr>
+        <w:t xml:space="preserve"> Registration</w:t>
+      </w:r>
+    </w:p>
+    <w:p>
+      <w:pPr>
+        <w:pStyle w:val="ListParagraph"/>
+        <w:numPr>
+          <w:ilvl w:val="2"/>
+          <w:numId w:val="55"/>
+        </w:numPr>
+        <w:rPr>
+          <w:rFonts w:ascii="Times New Roman" w:hAnsi="Times New Roman" w:cs="Times New Roman"/>
+        </w:rPr>
+      </w:pPr>
+      <w:r>
+        <w:rPr>
+          <w:rFonts w:ascii="Times New Roman" w:hAnsi="Times New Roman" w:cs="Times New Roman"/>
+        </w:rPr>
+        <w:t>Driver registration</w:t>
+      </w:r>
+    </w:p>
+    <w:p>
+      <w:pPr>
+        <w:pStyle w:val="ListParagraph"/>
+        <w:numPr>
+          <w:ilvl w:val="2"/>
+          <w:numId w:val="55"/>
+        </w:numPr>
+        <w:rPr>
+          <w:rFonts w:ascii="Times New Roman" w:hAnsi="Times New Roman" w:cs="Times New Roman"/>
+        </w:rPr>
+      </w:pPr>
+      <w:r>
+        <w:rPr>
+          <w:rFonts w:ascii="Times New Roman" w:hAnsi="Times New Roman" w:cs="Times New Roman"/>
+        </w:rPr>
+        <w:t>Operator registration</w:t>
+      </w:r>
+    </w:p>
+    <w:p>
+      <w:pPr>
+        <w:pStyle w:val="ListParagraph"/>
+        <w:numPr>
+          <w:ilvl w:val="1"/>
+          <w:numId w:val="55"/>
+        </w:numPr>
+        <w:rPr>
+          <w:rFonts w:ascii="Times New Roman" w:hAnsi="Times New Roman" w:cs="Times New Roman"/>
+        </w:rPr>
+      </w:pPr>
+      <w:r>
+        <w:rPr>
+          <w:rFonts w:ascii="Times New Roman" w:hAnsi="Times New Roman" w:cs="Times New Roman"/>
+        </w:rPr>
+        <w:t>Session Management</w:t>
+      </w:r>
+    </w:p>
+    <w:p>
+      <w:pPr>
+        <w:pStyle w:val="ListParagraph"/>
+        <w:numPr>
+          <w:ilvl w:val="2"/>
+          <w:numId w:val="55"/>
+        </w:numPr>
+        <w:rPr>
+          <w:rFonts w:ascii="Times New Roman" w:hAnsi="Times New Roman" w:cs="Times New Roman"/>
+        </w:rPr>
+      </w:pPr>
+      <w:r>
+        <w:rPr>
+          <w:rFonts w:ascii="Times New Roman" w:hAnsi="Times New Roman" w:cs="Times New Roman"/>
+        </w:rPr>
+        <w:t>Timeout/logout</w:t>
+      </w:r>
+    </w:p>
+    <w:p>
+      <w:pPr>
+        <w:pStyle w:val="ListParagraph"/>
+        <w:numPr>
+          <w:ilvl w:val="2"/>
+          <w:numId w:val="55"/>
+        </w:numPr>
+        <w:rPr>
+          <w:rFonts w:ascii="Times New Roman" w:hAnsi="Times New Roman" w:cs="Times New Roman"/>
+        </w:rPr>
+      </w:pPr>
+      <w:r>
+        <w:rPr>
+          <w:rFonts w:ascii="Times New Roman" w:hAnsi="Times New Roman" w:cs="Times New Roman"/>
+        </w:rPr>
+        <w:t>Password reset</w:t>
+      </w:r>
+    </w:p>
+    <w:p>
+      <w:pPr>
+        <w:pStyle w:val="ListParagraph"/>
+        <w:numPr>
+          <w:ilvl w:val="0"/>
+          <w:numId w:val="55"/>
+        </w:numPr>
+        <w:rPr>
+          <w:rFonts w:ascii="Times New Roman" w:hAnsi="Times New Roman" w:cs="Times New Roman"/>
+        </w:rPr>
+      </w:pPr>
+      <w:r>
+        <w:rPr>
+          <w:rFonts w:ascii="Times New Roman" w:hAnsi="Times New Roman" w:cs="Times New Roman"/>
+        </w:rPr>
+        <w:t>User/Operator Setup</w:t>
+      </w:r>
+    </w:p>
+    <w:p>
+      <w:pPr>
+        <w:pStyle w:val="ListParagraph"/>
+        <w:numPr>
+          <w:ilvl w:val="1"/>
+          <w:numId w:val="55"/>
+        </w:numPr>
+        <w:rPr>
+          <w:rFonts w:ascii="Times New Roman" w:hAnsi="Times New Roman" w:cs="Times New Roman"/>
+        </w:rPr>
+      </w:pPr>
+      <w:r>
+        <w:rPr>
+          <w:rFonts w:ascii="Times New Roman" w:hAnsi="Times New Roman" w:cs="Times New Roman"/>
+        </w:rPr>
+        <w:t xml:space="preserve"> Driver profile management</w:t>
+      </w:r>
+    </w:p>
+    <w:p>
+      <w:pPr>
+        <w:pStyle w:val="ListParagraph"/>
+        <w:numPr>
+          <w:ilvl w:val="1"/>
+          <w:numId w:val="55"/>
+        </w:numPr>
+        <w:rPr>
+          <w:rFonts w:ascii="Times New Roman" w:hAnsi="Times New Roman" w:cs="Times New Roman"/>
+        </w:rPr>
+      </w:pPr>
+      <w:r>
+        <w:rPr>
+          <w:rFonts w:ascii="Times New Roman" w:hAnsi="Times New Roman" w:cs="Times New Roman"/>
+        </w:rPr>
+        <w:t xml:space="preserve"> Operator/garage account setup</w:t>
+      </w:r>
+    </w:p>
+    <w:p>
+      <w:pPr>
+        <w:pStyle w:val="ListParagraph"/>
+        <w:numPr>
+          <w:ilvl w:val="1"/>
+          <w:numId w:val="55"/>
+        </w:numPr>
+        <w:rPr>
+          <w:rFonts w:ascii="Times New Roman" w:hAnsi="Times New Roman" w:cs="Times New Roman"/>
+        </w:rPr>
+      </w:pPr>
+      <w:r>
+        <w:rPr>
+          <w:rFonts w:ascii="Times New Roman" w:hAnsi="Times New Roman" w:cs="Times New Roman"/>
+        </w:rPr>
+        <w:t xml:space="preserve"> Role &amp; permission management </w:t>
+      </w:r>
+    </w:p>
+    <w:p>
+      <w:pPr>
+        <w:pStyle w:val="ListParagraph"/>
+        <w:numPr>
+          <w:ilvl w:val="0"/>
+          <w:numId w:val="55"/>
+        </w:numPr>
+        <w:rPr>
+          <w:rFonts w:ascii="Times New Roman" w:hAnsi="Times New Roman" w:cs="Times New Roman"/>
+        </w:rPr>
+      </w:pPr>
+      <w:r>
+        <w:rPr>
+          <w:rFonts w:ascii="Times New Roman" w:hAnsi="Times New Roman" w:cs="Times New Roman"/>
+        </w:rPr>
+        <w:t xml:space="preserve">Garage Monitoring </w:t>
+      </w:r>
+    </w:p>
+    <w:p>
+      <w:pPr>
+        <w:pStyle w:val="ListParagraph"/>
+        <w:numPr>
+          <w:ilvl w:val="1"/>
+          <w:numId w:val="55"/>
+        </w:numPr>
+        <w:rPr>
+          <w:rFonts w:ascii="Times New Roman" w:hAnsi="Times New Roman" w:cs="Times New Roman"/>
+        </w:rPr>
+      </w:pPr>
+      <w:r>
+        <w:rPr>
+          <w:rFonts w:ascii="Times New Roman" w:hAnsi="Times New Roman" w:cs="Times New Roman"/>
+        </w:rPr>
+        <w:t xml:space="preserve"> Real-time availability tracking </w:t>
+      </w:r>
+    </w:p>
+    <w:p>
+      <w:pPr>
+        <w:pStyle w:val="ListParagraph"/>
+        <w:numPr>
+          <w:ilvl w:val="2"/>
+          <w:numId w:val="55"/>
+        </w:numPr>
+        <w:rPr>
+          <w:rFonts w:ascii="Times New Roman" w:hAnsi="Times New Roman" w:cs="Times New Roman"/>
+        </w:rPr>
+      </w:pPr>
+      <w:r>
+        <w:rPr>
+          <w:rFonts w:ascii="Times New Roman" w:hAnsi="Times New Roman" w:cs="Times New Roman"/>
+        </w:rPr>
+        <w:t>Sensor/data feed integration</w:t>
+      </w:r>
+    </w:p>
+    <w:p>
+      <w:pPr>
+        <w:pStyle w:val="ListParagraph"/>
+        <w:numPr>
+          <w:ilvl w:val="2"/>
+          <w:numId w:val="55"/>
+        </w:numPr>
+        <w:rPr>
+          <w:rFonts w:ascii="Times New Roman" w:hAnsi="Times New Roman" w:cs="Times New Roman"/>
+        </w:rPr>
+      </w:pPr>
+      <w:r>
+        <w:rPr>
+          <w:rFonts w:ascii="Times New Roman" w:hAnsi="Times New Roman" w:cs="Times New Roman"/>
+        </w:rPr>
+        <w:t>Occupancy status updates</w:t>
+      </w:r>
+    </w:p>
+    <w:p>
+      <w:pPr>
+        <w:pStyle w:val="ListParagraph"/>
+        <w:numPr>
+          <w:ilvl w:val="1"/>
+          <w:numId w:val="55"/>
+        </w:numPr>
+        <w:rPr>
+          <w:rFonts w:ascii="Times New Roman" w:hAnsi="Times New Roman" w:cs="Times New Roman"/>
+        </w:rPr>
+      </w:pPr>
+      <w:r>
+        <w:rPr>
+          <w:rFonts w:ascii="Times New Roman" w:hAnsi="Times New Roman" w:cs="Times New Roman"/>
+        </w:rPr>
+        <w:t xml:space="preserve"> Interactive map display</w:t>
+      </w:r>
+    </w:p>
+    <w:p>
+      <w:pPr>
+        <w:pStyle w:val="ListParagraph"/>
+        <w:numPr>
+          <w:ilvl w:val="2"/>
+          <w:numId w:val="55"/>
+        </w:numPr>
+        <w:rPr>
+          <w:rFonts w:ascii="Times New Roman" w:hAnsi="Times New Roman" w:cs="Times New Roman"/>
+        </w:rPr>
+      </w:pPr>
+      <w:r>
+        <w:rPr>
+          <w:rFonts w:ascii="Times New Roman" w:hAnsi="Times New Roman" w:cs="Times New Roman"/>
+        </w:rPr>
+        <w:t xml:space="preserve">Map/navigation service </w:t>
+      </w:r>
+      <w:r>
+        <w:rPr>
+          <w:rFonts w:ascii="Times New Roman" w:hAnsi="Times New Roman" w:cs="Times New Roman"/>
+        </w:rPr>
+        <w:t>integration</w:t>
+      </w:r>
+    </w:p>
+    <w:p>
+      <w:pPr>
+        <w:pStyle w:val="ListParagraph"/>
+        <w:numPr>
+          <w:ilvl w:val="1"/>
+          <w:numId w:val="55"/>
+        </w:numPr>
+        <w:rPr>
+          <w:rFonts w:ascii="Times New Roman" w:hAnsi="Times New Roman" w:cs="Times New Roman"/>
+        </w:rPr>
+      </w:pPr>
+      <w:r>
+        <w:rPr>
+          <w:rFonts w:ascii="Times New Roman" w:hAnsi="Times New Roman" w:cs="Times New Roman"/>
+        </w:rPr>
+        <w:t xml:space="preserve"> Admin garage dashboard (add/edit/remove garage)</w:t>
+      </w:r>
+    </w:p>
+    <w:p>
+      <w:pPr>
+        <w:pStyle w:val="ListParagraph"/>
+        <w:numPr>
+          <w:ilvl w:val="0"/>
+          <w:numId w:val="55"/>
+        </w:numPr>
+        <w:rPr>
+          <w:rFonts w:ascii="Times New Roman" w:hAnsi="Times New Roman" w:cs="Times New Roman"/>
+        </w:rPr>
+      </w:pPr>
+      <w:r>
+        <w:rPr>
+          <w:rFonts w:ascii="Times New Roman" w:hAnsi="Times New Roman" w:cs="Times New Roman"/>
+        </w:rPr>
+        <w:t>Payment</w:t>
+      </w:r>
+    </w:p>
+    <w:p>
+      <w:pPr>
+        <w:pStyle w:val="ListParagraph"/>
+        <w:numPr>
+          <w:ilvl w:val="1"/>
+          <w:numId w:val="55"/>
+        </w:numPr>
+        <w:rPr>
+          <w:rFonts w:ascii="Times New Roman" w:hAnsi="Times New Roman" w:cs="Times New Roman"/>
+        </w:rPr>
+      </w:pPr>
+      <w:r>
+        <w:rPr>
+          <w:rFonts w:ascii="Times New Roman" w:hAnsi="Times New Roman" w:cs="Times New Roman"/>
+        </w:rPr>
+        <w:t xml:space="preserve"> Reservation flow</w:t>
+      </w:r>
+    </w:p>
+    <w:p>
+      <w:pPr>
+        <w:pStyle w:val="ListParagraph"/>
+        <w:numPr>
+          <w:ilvl w:val="2"/>
+          <w:numId w:val="55"/>
+        </w:numPr>
+        <w:rPr>
+          <w:rFonts w:ascii="Times New Roman" w:hAnsi="Times New Roman" w:cs="Times New Roman"/>
+        </w:rPr>
+      </w:pPr>
+      <w:r>
+        <w:rPr>
+          <w:rFonts w:ascii="Times New Roman" w:hAnsi="Times New Roman" w:cs="Times New Roman"/>
+        </w:rPr>
+        <w:t>Search &amp; select spot</w:t>
+      </w:r>
+    </w:p>
+    <w:p>
+      <w:pPr>
+        <w:pStyle w:val="ListParagraph"/>
+        <w:numPr>
+          <w:ilvl w:val="2"/>
+          <w:numId w:val="55"/>
+        </w:numPr>
+        <w:rPr>
+          <w:rFonts w:ascii="Times New Roman" w:hAnsi="Times New Roman" w:cs="Times New Roman"/>
+        </w:rPr>
+      </w:pPr>
+      <w:r>
+        <w:rPr>
+          <w:rFonts w:ascii="Times New Roman" w:hAnsi="Times New Roman" w:cs="Times New Roman"/>
+        </w:rPr>
+        <w:t>Hold/confirm reservation</w:t>
+      </w:r>
+    </w:p>
+    <w:p>
+      <w:pPr>
+        <w:pStyle w:val="ListParagraph"/>
+        <w:numPr>
+          <w:ilvl w:val="1"/>
+          <w:numId w:val="55"/>
+        </w:numPr>
+        <w:rPr>
+          <w:rFonts w:ascii="Times New Roman" w:hAnsi="Times New Roman" w:cs="Times New Roman"/>
+        </w:rPr>
+      </w:pPr>
+      <w:r>
+        <w:rPr>
+          <w:rFonts w:ascii="Times New Roman" w:hAnsi="Times New Roman" w:cs="Times New Roman"/>
+        </w:rPr>
+        <w:t xml:space="preserve"> Payment processing </w:t>
+      </w:r>
+    </w:p>
+    <w:p>
+      <w:pPr>
+        <w:pStyle w:val="ListParagraph"/>
+        <w:numPr>
+          <w:ilvl w:val="2"/>
+          <w:numId w:val="55"/>
+        </w:numPr>
+        <w:rPr>
+          <w:rFonts w:ascii="Times New Roman" w:hAnsi="Times New Roman" w:cs="Times New Roman"/>
+        </w:rPr>
+      </w:pPr>
+      <w:r>
+        <w:rPr>
+          <w:rFonts w:ascii="Times New Roman" w:hAnsi="Times New Roman" w:cs="Times New Roman"/>
+        </w:rPr>
+        <w:t xml:space="preserve">Payment gateway integration </w:t>
+      </w:r>
+    </w:p>
+    <w:p>
+      <w:pPr>
+        <w:pStyle w:val="ListParagraph"/>
+        <w:numPr>
+          <w:ilvl w:val="2"/>
+          <w:numId w:val="55"/>
+        </w:numPr>
+        <w:rPr>
+          <w:rFonts w:ascii="Times New Roman" w:hAnsi="Times New Roman" w:cs="Times New Roman"/>
+        </w:rPr>
+      </w:pPr>
+      <w:r>
+        <w:rPr>
+          <w:rFonts w:ascii="Times New Roman" w:hAnsi="Times New Roman" w:cs="Times New Roman"/>
+        </w:rPr>
+        <w:t xml:space="preserve">Receipt generation </w:t>
+      </w:r>
+    </w:p>
+    <w:p>
+      <w:pPr>
+        <w:pStyle w:val="ListParagraph"/>
+        <w:numPr>
+          <w:ilvl w:val="1"/>
+          <w:numId w:val="55"/>
+        </w:numPr>
+        <w:rPr>
+          <w:rFonts w:ascii="Times New Roman" w:hAnsi="Times New Roman" w:cs="Times New Roman"/>
+        </w:rPr>
+      </w:pPr>
+      <w:r>
+        <w:rPr>
+          <w:rFonts w:ascii="Times New Roman" w:hAnsi="Times New Roman" w:cs="Times New Roman"/>
+        </w:rPr>
+        <w:t xml:space="preserve"> Rese</w:t>
+      </w:r>
+      <w:r>
+        <w:rPr>
+          <w:rFonts w:ascii="Times New Roman" w:hAnsi="Times New Roman" w:cs="Times New Roman"/>
+        </w:rPr>
+        <w:t>rvation history</w:t>
+      </w:r>
+    </w:p>
+    <w:p>
+      <w:pPr>
+        <w:pStyle w:val="ListParagraph"/>
+        <w:numPr>
+          <w:ilvl w:val="0"/>
+          <w:numId w:val="55"/>
+        </w:numPr>
+        <w:rPr>
+          <w:rFonts w:ascii="Times New Roman" w:hAnsi="Times New Roman" w:cs="Times New Roman"/>
+        </w:rPr>
+      </w:pPr>
+      <w:r>
+        <w:rPr>
+          <w:rFonts w:ascii="Times New Roman" w:hAnsi="Times New Roman" w:cs="Times New Roman"/>
+        </w:rPr>
+        <w:t xml:space="preserve">Reporting </w:t>
+      </w:r>
+    </w:p>
+    <w:p>
+      <w:pPr>
+        <w:pStyle w:val="ListParagraph"/>
+        <w:numPr>
+          <w:ilvl w:val="1"/>
+          <w:numId w:val="55"/>
+        </w:numPr>
+        <w:rPr>
+          <w:rFonts w:ascii="Times New Roman" w:hAnsi="Times New Roman" w:cs="Times New Roman"/>
+        </w:rPr>
+      </w:pPr>
+      <w:r>
+        <w:rPr>
+          <w:rFonts w:ascii="Times New Roman" w:hAnsi="Times New Roman" w:cs="Times New Roman"/>
+        </w:rPr>
+        <w:t xml:space="preserve"> Occupancy analytics (graphs)</w:t>
+      </w:r>
+    </w:p>
+    <w:p>
+      <w:pPr>
+        <w:pStyle w:val="ListParagraph"/>
+        <w:numPr>
+          <w:ilvl w:val="1"/>
+          <w:numId w:val="55"/>
+        </w:numPr>
+        <w:rPr>
+          <w:rFonts w:ascii="Times New Roman" w:hAnsi="Times New Roman" w:cs="Times New Roman"/>
+        </w:rPr>
+      </w:pPr>
+      <w:r>
+        <w:rPr>
+          <w:rFonts w:ascii="Times New Roman" w:hAnsi="Times New Roman" w:cs="Times New Roman"/>
+        </w:rPr>
+        <w:t xml:space="preserve"> Financial reporting (exporting)</w:t>
+      </w:r>
+    </w:p>
+    <w:p>
+      <w:pPr>
+        <w:pStyle w:val="ListParagraph"/>
+        <w:numPr>
+          <w:ilvl w:val="1"/>
+          <w:numId w:val="55"/>
+        </w:numPr>
+        <w:rPr>
+          <w:rFonts w:ascii="Times New Roman" w:hAnsi="Times New Roman" w:cs="Times New Roman"/>
+        </w:rPr>
+      </w:pPr>
+      <w:r>
+        <w:rPr>
+          <w:rFonts w:ascii="Times New Roman" w:hAnsi="Times New Roman" w:cs="Times New Roman"/>
+        </w:rPr>
+        <w:lastRenderedPageBreak/>
+        <w:t xml:space="preserve"> Notifications &amp; alerts</w:t>
+      </w:r>
+    </w:p>
+    <w:p>
+      <w:pPr>
+        <w:rPr>
+          <w:rFonts w:ascii="Times New Roman" w:hAnsi="Times New Roman" w:cs="Times New Roman"/>
+        </w:rPr>
+      </w:pPr>
+    </w:p>
+    <w:p>
+      <w:pPr>
+        <w:rPr>
+          <w:rFonts w:ascii="Times New Roman" w:hAnsi="Times New Roman" w:cs="Times New Roman"/>
+          <w:b/>
+          <w:bCs/>
+          <w:sz w:val="30"/>
+          <w:szCs w:val="30"/>
+          <w:u w:val="single"/>
+        </w:rPr>
+      </w:pPr>
+      <w:r>
+        <w:rPr>
+          <w:rFonts w:ascii="Times New Roman" w:hAnsi="Times New Roman" w:cs="Times New Roman"/>
+          <w:b/>
+          <w:bCs/>
+          <w:sz w:val="30"/>
+          <w:szCs w:val="30"/>
+          <w:u w:val="single"/>
+        </w:rPr>
+        <w:t>Project Timeline</w:t>
+      </w:r>
+    </w:p>
+    <w:p>
+      <w:pPr>
+        <w:rPr>
+          <w:rFonts w:ascii="Times New Roman" w:hAnsi="Times New Roman" w:cs="Times New Roman"/>
+          <w:noProof/>
+        </w:rPr>
+      </w:pPr>
+      <w:r>
+        <w:rPr>
+          <w:rFonts w:ascii="Times New Roman" w:hAnsi="Times New Roman" w:cs="Times New Roman"/>
+        </w:rPr>
+        <w:t>The project timeline below spans September 17 to December 4, organized into parallel team tracks with dependencies shown between related tasks</w:t>
+      </w:r>
+      <w:r>
+        <w:rPr>
+          <w:rFonts w:ascii="Times New Roman" w:hAnsi="Times New Roman" w:cs="Times New Roman"/>
+        </w:rPr>
+        <w:t>. For example, A</w:t>
+      </w:r>
+      <w:r>
+        <w:rPr>
+          <w:rFonts w:ascii="Times New Roman" w:hAnsi="Times New Roman" w:cs="Times New Roman"/>
+        </w:rPr>
+        <w:t>uthentication must complete before Payment integration begins</w:t>
+      </w:r>
+      <w:r>
+        <w:rPr>
+          <w:rFonts w:ascii="Times New Roman" w:hAnsi="Times New Roman" w:cs="Times New Roman"/>
+        </w:rPr>
+        <w:t>.</w:t>
+      </w:r>
+      <w:r>
+        <w:rPr>
+          <w:rFonts w:ascii="Times New Roman" w:hAnsi="Times New Roman" w:cs="Times New Roman"/>
+          <w:noProof/>
+        </w:rPr>
+        <w:t xml:space="preserve"> </w:t>
+      </w:r>
+    </w:p>
+    <w:p>
+      <w:pPr>
+        <w:rPr>
+          <w:rFonts w:ascii="Times New Roman" w:hAnsi="Times New Roman" w:cs="Times New Roman"/>
+          <w:noProof/>
+        </w:rPr>
+      </w:pPr>
+      <w:r>
+        <w:rPr>
+          <w:rFonts w:ascii="Times New Roman" w:hAnsi="Times New Roman" w:cs="Times New Roman"/>
+          <w:noProof/>
+        </w:rPr>
+        <w:t xml:space="preserve">Access in this link: </w:t>
+      </w:r>
+      <w:r>
+        <w:rPr>
+          <w:rFonts w:ascii="Times New Roman" w:hAnsi="Times New Roman" w:cs="Times New Roman"/>
+          <w:noProof/>
+        </w:rPr>
+        <w:t>https://shorturl.at/phLM1</w:t>
+      </w:r>
+    </w:p>
+    <w:p>
+      <w:pPr>
+        <w:rPr>
+          <w:rFonts w:ascii="Times New Roman" w:hAnsi="Times New Roman" w:cs="Times New Roman"/>
+        </w:rPr>
+      </w:pPr>
+      <w:r>
+        <w:rPr>
+          <w:rFonts w:ascii="Times New Roman" w:hAnsi="Times New Roman" w:cs="Times New Roman"/>
+          <w:noProof/>
+        </w:rPr>
+        <w:drawing>
+          <wp:inline distT="0" distB="0" distL="0" distR="0" wp14:anchorId="3AEFE4B1" wp14:editId="5A49C350">
+            <wp:extent cx="5943600" cy="2597150"/>
+            <wp:effectExtent l="0" t="0" r="0" b="6350"/>
+            <wp:docPr id="4265067" name="Picture 1" descr="A screenshot of a spreadsheet&#10;&#10;Description automatically generated"/>
+            <wp:cNvGraphicFramePr>
+              <a:graphicFrameLocks xmlns:a="http://schemas.openxmlformats.org/drawingml/2006/main" noChangeAspect="1"/>
+            </wp:cNvGraphicFramePr>
+            <a:graphic xmlns:a="http://schemas.openxmlformats.org/drawingml/2006/main">
+              <a:graphicData uri="http://schemas.openxmlformats.org/drawingml/2006/picture">
+                <pic:pic xmlns:pic="http://schemas.openxmlformats.org/drawingml/2006/picture">
+                  <pic:nvPicPr>
+                    <pic:cNvPr id="4265067" name="Picture 1" descr="A screenshot of a spreadsheet&#10;&#10;Description automatically generated"/>
+                    <pic:cNvPicPr/>
+                  </pic:nvPicPr>
+                  <pic:blipFill>
+                    <a:blip r:embed="rId5"/>
+                    <a:stretch>
+                      <a:fillRect/>
+                    </a:stretch>
+                  </pic:blipFill>
+                  <pic:spPr>
+                    <a:xfrm>
+                      <a:off x="0" y="0"/>
+                      <a:ext cx="5943600" cy="2597150"/>
+                    </a:xfrm>
+                    <a:prstGeom prst="rect">
+                      <a:avLst/>
+                    </a:prstGeom>
+                  </pic:spPr>
+                </pic:pic>
+              </a:graphicData>
+            </a:graphic>
+          </wp:inline>
+        </w:drawing>
+      </w:r>
     </w:p>
     <w:p>
       <w:pPr>
@@ -4870,6 +5600,119 @@
     </w:lvl>
   </w:abstractNum>
   <w:abstractNum w:abstractNumId="8" w15:restartNumberingAfterBreak="0">
+    <w:nsid w:val="14B22F32"/>
+    <w:multiLevelType w:val="multilevel"/>
+    <w:tmpl w:val="75F82C98"/>
+    <w:lvl w:ilvl="0">
+      <w:start w:val="1"/>
+      <w:numFmt w:val="decimal"/>
+      <w:lvlText w:val="%1."/>
+      <w:lvlJc w:val="left"/>
+      <w:pPr>
+        <w:ind w:left="360" w:hanging="360"/>
+      </w:pPr>
+      <w:rPr>
+        <w:rFonts w:hint="default"/>
+      </w:rPr>
+    </w:lvl>
+    <w:lvl w:ilvl="1">
+      <w:start w:val="1"/>
+      <w:numFmt w:val="decimal"/>
+      <w:lvlText w:val="%1.%2."/>
+      <w:lvlJc w:val="left"/>
+      <w:pPr>
+        <w:ind w:left="1080" w:hanging="360"/>
+      </w:pPr>
+      <w:rPr>
+        <w:rFonts w:hint="default"/>
+      </w:rPr>
+    </w:lvl>
+    <w:lvl w:ilvl="2">
+      <w:start w:val="1"/>
+      <w:numFmt w:val="decimal"/>
+      <w:lvlText w:val="%1.%2.%3."/>
+      <w:lvlJc w:val="left"/>
+      <w:pPr>
+        <w:ind w:left="2160" w:hanging="720"/>
+      </w:pPr>
+      <w:rPr>
+        <w:rFonts w:hint="default"/>
+      </w:rPr>
+    </w:lvl>
+    <w:lvl w:ilvl="3">
+      <w:start w:val="1"/>
+      <w:numFmt w:val="decimal"/>
+      <w:lvlText w:val="%1.%2.%3.%4."/>
+      <w:lvlJc w:val="left"/>
+      <w:pPr>
+        <w:ind w:left="2880" w:hanging="720"/>
+      </w:pPr>
+      <w:rPr>
+        <w:rFonts w:hint="default"/>
+      </w:rPr>
+    </w:lvl>
+    <w:lvl w:ilvl="4">
+      <w:start w:val="1"/>
+      <w:numFmt w:val="decimal"/>
+      <w:lvlText w:val="%1.%2.%3.%4.%5."/>
+      <w:lvlJc w:val="left"/>
+      <w:pPr>
+        <w:ind w:left="3960" w:hanging="1080"/>
+      </w:pPr>
+      <w:rPr>
+        <w:rFonts w:hint="default"/>
+      </w:rPr>
+    </w:lvl>
+    <w:lvl w:ilvl="5">
+      <w:start w:val="1"/>
+      <w:numFmt w:val="decimal"/>
+      <w:lvlText w:val="%1.%2.%3.%4.%5.%6."/>
+      <w:lvlJc w:val="left"/>
+      <w:pPr>
+        <w:ind w:left="4680" w:hanging="1080"/>
+      </w:pPr>
+      <w:rPr>
+        <w:rFonts w:hint="default"/>
+      </w:rPr>
+    </w:lvl>
+    <w:lvl w:ilvl="6">
+      <w:start w:val="1"/>
+      <w:numFmt w:val="decimal"/>
+      <w:lvlText w:val="%1.%2.%3.%4.%5.%6.%7."/>
+      <w:lvlJc w:val="left"/>
+      <w:pPr>
+        <w:ind w:left="5760" w:hanging="1440"/>
+      </w:pPr>
+      <w:rPr>
+        <w:rFonts w:hint="default"/>
+      </w:rPr>
+    </w:lvl>
+    <w:lvl w:ilvl="7">
+      <w:start w:val="1"/>
+      <w:numFmt w:val="decimal"/>
+      <w:lvlText w:val="%1.%2.%3.%4.%5.%6.%7.%8."/>
+      <w:lvlJc w:val="left"/>
+      <w:pPr>
+        <w:ind w:left="6480" w:hanging="1440"/>
+      </w:pPr>
+      <w:rPr>
+        <w:rFonts w:hint="default"/>
+      </w:rPr>
+    </w:lvl>
+    <w:lvl w:ilvl="8">
+      <w:start w:val="1"/>
+      <w:numFmt w:val="decimal"/>
+      <w:lvlText w:val="%1.%2.%3.%4.%5.%6.%7.%8.%9."/>
+      <w:lvlJc w:val="left"/>
+      <w:pPr>
+        <w:ind w:left="7560" w:hanging="1800"/>
+      </w:pPr>
+      <w:rPr>
+        <w:rFonts w:hint="default"/>
+      </w:rPr>
+    </w:lvl>
+  </w:abstractNum>
+  <w:abstractNum w:abstractNumId="9" w15:restartNumberingAfterBreak="0">
     <w:nsid w:val="14BF0880"/>
     <w:multiLevelType w:val="multilevel"/>
     <w:tmpl w:val="83EE9F68"/>
@@ -4982,7 +5825,7 @@
       </w:pPr>
     </w:lvl>
   </w:abstractNum>
-  <w:abstractNum w:abstractNumId="9" w15:restartNumberingAfterBreak="0">
+  <w:abstractNum w:abstractNumId="10" w15:restartNumberingAfterBreak="0">
     <w:nsid w:val="15F81213"/>
     <w:multiLevelType w:val="multilevel"/>
     <w:tmpl w:val="83EE9F68"/>
@@ -5095,7 +5938,7 @@
       </w:pPr>
     </w:lvl>
   </w:abstractNum>
-  <w:abstractNum w:abstractNumId="10" w15:restartNumberingAfterBreak="0">
+  <w:abstractNum w:abstractNumId="11" w15:restartNumberingAfterBreak="0">
     <w:nsid w:val="160F7447"/>
     <w:multiLevelType w:val="hybridMultilevel"/>
     <w:tmpl w:val="A210EA9E"/>
@@ -5184,7 +6027,7 @@
       </w:pPr>
     </w:lvl>
   </w:abstractNum>
-  <w:abstractNum w:abstractNumId="11" w15:restartNumberingAfterBreak="0">
+  <w:abstractNum w:abstractNumId="12" w15:restartNumberingAfterBreak="0">
     <w:nsid w:val="169B5BCB"/>
     <w:multiLevelType w:val="multilevel"/>
     <w:tmpl w:val="83EE9F68"/>
@@ -5297,7 +6140,7 @@
       </w:pPr>
     </w:lvl>
   </w:abstractNum>
-  <w:abstractNum w:abstractNumId="12" w15:restartNumberingAfterBreak="0">
+  <w:abstractNum w:abstractNumId="13" w15:restartNumberingAfterBreak="0">
     <w:nsid w:val="191D167D"/>
     <w:multiLevelType w:val="multilevel"/>
     <w:tmpl w:val="83EE9F68"/>
@@ -5410,7 +6253,7 @@
       </w:pPr>
     </w:lvl>
   </w:abstractNum>
-  <w:abstractNum w:abstractNumId="13" w15:restartNumberingAfterBreak="0">
+  <w:abstractNum w:abstractNumId="14" w15:restartNumberingAfterBreak="0">
     <w:nsid w:val="1C9A03AD"/>
     <w:multiLevelType w:val="hybridMultilevel"/>
     <w:tmpl w:val="D6700C70"/>
@@ -5499,7 +6342,7 @@
       </w:pPr>
     </w:lvl>
   </w:abstractNum>
-  <w:abstractNum w:abstractNumId="14" w15:restartNumberingAfterBreak="0">
+  <w:abstractNum w:abstractNumId="15" w15:restartNumberingAfterBreak="0">
     <w:nsid w:val="1E584BCD"/>
     <w:multiLevelType w:val="multilevel"/>
     <w:tmpl w:val="83EE9F68"/>
@@ -5612,7 +6455,7 @@
       </w:pPr>
     </w:lvl>
   </w:abstractNum>
-  <w:abstractNum w:abstractNumId="15" w15:restartNumberingAfterBreak="0">
+  <w:abstractNum w:abstractNumId="16" w15:restartNumberingAfterBreak="0">
     <w:nsid w:val="21EA5175"/>
     <w:multiLevelType w:val="multilevel"/>
     <w:tmpl w:val="83EE9F68"/>
@@ -5725,7 +6568,7 @@
       </w:pPr>
     </w:lvl>
   </w:abstractNum>
-  <w:abstractNum w:abstractNumId="16" w15:restartNumberingAfterBreak="0">
+  <w:abstractNum w:abstractNumId="17" w15:restartNumberingAfterBreak="0">
     <w:nsid w:val="247964DB"/>
     <w:multiLevelType w:val="multilevel"/>
     <w:tmpl w:val="83EE9F68"/>
@@ -5838,7 +6681,7 @@
       </w:pPr>
     </w:lvl>
   </w:abstractNum>
-  <w:abstractNum w:abstractNumId="17" w15:restartNumberingAfterBreak="0">
+  <w:abstractNum w:abstractNumId="18" w15:restartNumberingAfterBreak="0">
     <w:nsid w:val="24E22C65"/>
     <w:multiLevelType w:val="hybridMultilevel"/>
     <w:tmpl w:val="05EA320C"/>
@@ -5927,7 +6770,7 @@
       </w:pPr>
     </w:lvl>
   </w:abstractNum>
-  <w:abstractNum w:abstractNumId="18" w15:restartNumberingAfterBreak="0">
+  <w:abstractNum w:abstractNumId="19" w15:restartNumberingAfterBreak="0">
     <w:nsid w:val="29073B84"/>
     <w:multiLevelType w:val="hybridMultilevel"/>
     <w:tmpl w:val="45D8F3E2"/>
@@ -6016,7 +6859,7 @@
       </w:pPr>
     </w:lvl>
   </w:abstractNum>
-  <w:abstractNum w:abstractNumId="19" w15:restartNumberingAfterBreak="0">
+  <w:abstractNum w:abstractNumId="20" w15:restartNumberingAfterBreak="0">
     <w:nsid w:val="2A694554"/>
     <w:multiLevelType w:val="multilevel"/>
     <w:tmpl w:val="1A9C5718"/>
@@ -6132,7 +6975,120 @@
       </w:pPr>
     </w:lvl>
   </w:abstractNum>
-  <w:abstractNum w:abstractNumId="20" w15:restartNumberingAfterBreak="0">
+  <w:abstractNum w:abstractNumId="21" w15:restartNumberingAfterBreak="0">
+    <w:nsid w:val="2B1618DB"/>
+    <w:multiLevelType w:val="multilevel"/>
+    <w:tmpl w:val="9CACDF96"/>
+    <w:lvl w:ilvl="0">
+      <w:start w:val="1"/>
+      <w:numFmt w:val="decimal"/>
+      <w:lvlText w:val="%1."/>
+      <w:lvlJc w:val="left"/>
+      <w:pPr>
+        <w:ind w:left="360" w:hanging="360"/>
+      </w:pPr>
+      <w:rPr>
+        <w:rFonts w:hint="default"/>
+      </w:rPr>
+    </w:lvl>
+    <w:lvl w:ilvl="1">
+      <w:start w:val="1"/>
+      <w:numFmt w:val="decimal"/>
+      <w:lvlText w:val="%1.%2."/>
+      <w:lvlJc w:val="left"/>
+      <w:pPr>
+        <w:ind w:left="1080" w:hanging="360"/>
+      </w:pPr>
+      <w:rPr>
+        <w:rFonts w:hint="default"/>
+      </w:rPr>
+    </w:lvl>
+    <w:lvl w:ilvl="2">
+      <w:start w:val="1"/>
+      <w:numFmt w:val="decimal"/>
+      <w:lvlText w:val="%1.%2.%3."/>
+      <w:lvlJc w:val="left"/>
+      <w:pPr>
+        <w:ind w:left="2160" w:hanging="720"/>
+      </w:pPr>
+      <w:rPr>
+        <w:rFonts w:hint="default"/>
+      </w:rPr>
+    </w:lvl>
+    <w:lvl w:ilvl="3">
+      <w:start w:val="1"/>
+      <w:numFmt w:val="decimal"/>
+      <w:lvlText w:val="%1.%2.%3.%4."/>
+      <w:lvlJc w:val="left"/>
+      <w:pPr>
+        <w:ind w:left="2880" w:hanging="720"/>
+      </w:pPr>
+      <w:rPr>
+        <w:rFonts w:hint="default"/>
+      </w:rPr>
+    </w:lvl>
+    <w:lvl w:ilvl="4">
+      <w:start w:val="1"/>
+      <w:numFmt w:val="decimal"/>
+      <w:lvlText w:val="%1.%2.%3.%4.%5."/>
+      <w:lvlJc w:val="left"/>
+      <w:pPr>
+        <w:ind w:left="3960" w:hanging="1080"/>
+      </w:pPr>
+      <w:rPr>
+        <w:rFonts w:hint="default"/>
+      </w:rPr>
+    </w:lvl>
+    <w:lvl w:ilvl="5">
+      <w:start w:val="1"/>
+      <w:numFmt w:val="decimal"/>
+      <w:lvlText w:val="%1.%2.%3.%4.%5.%6."/>
+      <w:lvlJc w:val="left"/>
+      <w:pPr>
+        <w:ind w:left="4680" w:hanging="1080"/>
+      </w:pPr>
+      <w:rPr>
+        <w:rFonts w:hint="default"/>
+      </w:rPr>
+    </w:lvl>
+    <w:lvl w:ilvl="6">
+      <w:start w:val="1"/>
+      <w:numFmt w:val="decimal"/>
+      <w:lvlText w:val="%1.%2.%3.%4.%5.%6.%7."/>
+      <w:lvlJc w:val="left"/>
+      <w:pPr>
+        <w:ind w:left="5760" w:hanging="1440"/>
+      </w:pPr>
+      <w:rPr>
+        <w:rFonts w:hint="default"/>
+      </w:rPr>
+    </w:lvl>
+    <w:lvl w:ilvl="7">
+      <w:start w:val="1"/>
+      <w:numFmt w:val="decimal"/>
+      <w:lvlText w:val="%1.%2.%3.%4.%5.%6.%7.%8."/>
+      <w:lvlJc w:val="left"/>
+      <w:pPr>
+        <w:ind w:left="6480" w:hanging="1440"/>
+      </w:pPr>
+      <w:rPr>
+        <w:rFonts w:hint="default"/>
+      </w:rPr>
+    </w:lvl>
+    <w:lvl w:ilvl="8">
+      <w:start w:val="1"/>
+      <w:numFmt w:val="decimal"/>
+      <w:lvlText w:val="%1.%2.%3.%4.%5.%6.%7.%8.%9."/>
+      <w:lvlJc w:val="left"/>
+      <w:pPr>
+        <w:ind w:left="7560" w:hanging="1800"/>
+      </w:pPr>
+      <w:rPr>
+        <w:rFonts w:hint="default"/>
+      </w:rPr>
+    </w:lvl>
+  </w:abstractNum>
+  <w:abstractNum w:abstractNumId="22" w15:restartNumberingAfterBreak="0">
     <w:nsid w:val="2E4711C5"/>
     <w:multiLevelType w:val="multilevel"/>
     <w:tmpl w:val="83EE9F68"/>
@@ -6245,7 +7201,7 @@
       </w:pPr>
     </w:lvl>
   </w:abstractNum>
-  <w:abstractNum w:abstractNumId="21" w15:restartNumberingAfterBreak="0">
+  <w:abstractNum w:abstractNumId="23" w15:restartNumberingAfterBreak="0">
     <w:nsid w:val="2EED766B"/>
     <w:multiLevelType w:val="hybridMultilevel"/>
     <w:tmpl w:val="2E7E034E"/>
@@ -6334,7 +7290,7 @@
       </w:pPr>
     </w:lvl>
   </w:abstractNum>
-  <w:abstractNum w:abstractNumId="22" w15:restartNumberingAfterBreak="0">
+  <w:abstractNum w:abstractNumId="24" w15:restartNumberingAfterBreak="0">
     <w:nsid w:val="32D6028D"/>
     <w:multiLevelType w:val="hybridMultilevel"/>
     <w:tmpl w:val="37E4907E"/>
@@ -6426,7 +7382,7 @@
       </w:pPr>
     </w:lvl>
   </w:abstractNum>
-  <w:abstractNum w:abstractNumId="23" w15:restartNumberingAfterBreak="0">
+  <w:abstractNum w:abstractNumId="25" w15:restartNumberingAfterBreak="0">
     <w:nsid w:val="35831024"/>
     <w:multiLevelType w:val="multilevel"/>
     <w:tmpl w:val="83EE9F68"/>
@@ -6539,7 +7495,7 @@
       </w:pPr>
     </w:lvl>
   </w:abstractNum>
-  <w:abstractNum w:abstractNumId="24" w15:restartNumberingAfterBreak="0">
+  <w:abstractNum w:abstractNumId="26" w15:restartNumberingAfterBreak="0">
     <w:nsid w:val="35B52801"/>
     <w:multiLevelType w:val="multilevel"/>
     <w:tmpl w:val="83EE9F68"/>
@@ -6652,7 +7608,7 @@
       </w:pPr>
     </w:lvl>
   </w:abstractNum>
-  <w:abstractNum w:abstractNumId="25" w15:restartNumberingAfterBreak="0">
+  <w:abstractNum w:abstractNumId="27" w15:restartNumberingAfterBreak="0">
     <w:nsid w:val="422431E9"/>
     <w:multiLevelType w:val="multilevel"/>
     <w:tmpl w:val="83EE9F68"/>
@@ -6765,7 +7721,7 @@
       </w:pPr>
     </w:lvl>
   </w:abstractNum>
-  <w:abstractNum w:abstractNumId="26" w15:restartNumberingAfterBreak="0">
+  <w:abstractNum w:abstractNumId="28" w15:restartNumberingAfterBreak="0">
     <w:nsid w:val="42631BD5"/>
     <w:multiLevelType w:val="multilevel"/>
     <w:tmpl w:val="83EE9F68"/>
@@ -6878,7 +7834,7 @@
       </w:pPr>
     </w:lvl>
   </w:abstractNum>
-  <w:abstractNum w:abstractNumId="27" w15:restartNumberingAfterBreak="0">
+  <w:abstractNum w:abstractNumId="29" w15:restartNumberingAfterBreak="0">
     <w:nsid w:val="426600F0"/>
     <w:multiLevelType w:val="hybridMultilevel"/>
     <w:tmpl w:val="199E3FAE"/>
@@ -6967,7 +7923,7 @@
       </w:pPr>
     </w:lvl>
   </w:abstractNum>
-  <w:abstractNum w:abstractNumId="28" w15:restartNumberingAfterBreak="0">
+  <w:abstractNum w:abstractNumId="30" w15:restartNumberingAfterBreak="0">
     <w:nsid w:val="45F74677"/>
     <w:multiLevelType w:val="multilevel"/>
     <w:tmpl w:val="83EE9F68"/>
@@ -7080,7 +8036,7 @@
       </w:pPr>
     </w:lvl>
   </w:abstractNum>
-  <w:abstractNum w:abstractNumId="29" w15:restartNumberingAfterBreak="0">
+  <w:abstractNum w:abstractNumId="31" w15:restartNumberingAfterBreak="0">
     <w:nsid w:val="4B18289C"/>
     <w:multiLevelType w:val="multilevel"/>
     <w:tmpl w:val="83EE9F68"/>
@@ -7193,10 +8149,10 @@
       </w:pPr>
     </w:lvl>
   </w:abstractNum>
-  <w:abstractNum w:abstractNumId="30" w15:restartNumberingAfterBreak="0">
+  <w:abstractNum w:abstractNumId="32" w15:restartNumberingAfterBreak="0">
     <w:nsid w:val="4C0F1162"/>
     <w:multiLevelType w:val="multilevel"/>
-    <w:tmpl w:val="83EE9F68"/>
+    <w:tmpl w:val="ABFEE032"/>
     <w:lvl w:ilvl="0">
       <w:start w:val="1"/>
       <w:numFmt w:val="decimal"/>
@@ -7209,17 +8165,17 @@
         <w:ind w:left="720" w:hanging="360"/>
       </w:pPr>
     </w:lvl>
-    <w:lvl w:ilvl="1" w:tentative="1">
+    <w:lvl w:ilvl="1">
       <w:start w:val="1"/>
       <w:numFmt w:val="decimal"/>
       <w:lvlText w:val="%2."/>
       <w:lvlJc w:val="left"/>
       <w:pPr>
-        <w:tabs>
-          <w:tab w:val="num" w:pos="1440"/>
-        </w:tabs>
         <w:ind w:left="1440" w:hanging="360"/>
       </w:pPr>
+      <w:rPr>
+        <w:rFonts w:hint="default"/>
+      </w:rPr>
     </w:lvl>
     <w:lvl w:ilvl="2" w:tentative="1">
       <w:start w:val="1"/>
@@ -7306,7 +8262,7 @@
       </w:pPr>
     </w:lvl>
   </w:abstractNum>
-  <w:abstractNum w:abstractNumId="31" w15:restartNumberingAfterBreak="0">
+  <w:abstractNum w:abstractNumId="33" w15:restartNumberingAfterBreak="0">
     <w:nsid w:val="4CC32801"/>
     <w:multiLevelType w:val="hybridMultilevel"/>
     <w:tmpl w:val="9612D7BA"/>
@@ -7395,7 +8351,7 @@
       </w:pPr>
     </w:lvl>
   </w:abstractNum>
-  <w:abstractNum w:abstractNumId="32" w15:restartNumberingAfterBreak="0">
+  <w:abstractNum w:abstractNumId="34" w15:restartNumberingAfterBreak="0">
     <w:nsid w:val="4D824737"/>
     <w:multiLevelType w:val="multilevel"/>
     <w:tmpl w:val="83EE9F68"/>
@@ -7508,7 +8464,120 @@
       </w:pPr>
     </w:lvl>
   </w:abstractNum>
-  <w:abstractNum w:abstractNumId="33" w15:restartNumberingAfterBreak="0">
+  <w:abstractNum w:abstractNumId="35" w15:restartNumberingAfterBreak="0">
+    <w:nsid w:val="4F036C5D"/>
+    <w:multiLevelType w:val="multilevel"/>
+    <w:tmpl w:val="D8048EB0"/>
+    <w:lvl w:ilvl="0">
+      <w:start w:val="1"/>
+      <w:numFmt w:val="decimal"/>
+      <w:lvlText w:val="%1"/>
+      <w:lvlJc w:val="left"/>
+      <w:pPr>
+        <w:ind w:left="360" w:hanging="360"/>
+      </w:pPr>
+      <w:rPr>
+        <w:rFonts w:hint="default"/>
+      </w:rPr>
+    </w:lvl>
+    <w:lvl w:ilvl="1">
+      <w:start w:val="1"/>
+      <w:numFmt w:val="decimal"/>
+      <w:lvlText w:val="%1.%2"/>
+      <w:lvlJc w:val="left"/>
+      <w:pPr>
+        <w:ind w:left="360" w:hanging="360"/>
+      </w:pPr>
+      <w:rPr>
+        <w:rFonts w:hint="default"/>
+      </w:rPr>
+    </w:lvl>
+    <w:lvl w:ilvl="2">
+      <w:start w:val="1"/>
+      <w:numFmt w:val="decimal"/>
+      <w:lvlText w:val="%1.%2.%3"/>
+      <w:lvlJc w:val="left"/>
+      <w:pPr>
+        <w:ind w:left="720" w:hanging="720"/>
+      </w:pPr>
+      <w:rPr>
+        <w:rFonts w:hint="default"/>
+      </w:rPr>
+    </w:lvl>
+    <w:lvl w:ilvl="3">
+      <w:start w:val="1"/>
+      <w:numFmt w:val="decimal"/>
+      <w:lvlText w:val="%1.%2.%3.%4"/>
+      <w:lvlJc w:val="left"/>
+      <w:pPr>
+        <w:ind w:left="720" w:hanging="720"/>
+      </w:pPr>
+      <w:rPr>
+        <w:rFonts w:hint="default"/>
+      </w:rPr>
+    </w:lvl>
+    <w:lvl w:ilvl="4">
+      <w:start w:val="1"/>
+      <w:numFmt w:val="decimal"/>
+      <w:lvlText w:val="%1.%2.%3.%4.%5"/>
+      <w:lvlJc w:val="left"/>
+      <w:pPr>
+        <w:ind w:left="1080" w:hanging="1080"/>
+      </w:pPr>
+      <w:rPr>
+        <w:rFonts w:hint="default"/>
+      </w:rPr>
+    </w:lvl>
+    <w:lvl w:ilvl="5">
+      <w:start w:val="1"/>
+      <w:numFmt w:val="decimal"/>
+      <w:lvlText w:val="%1.%2.%3.%4.%5.%6"/>
+      <w:lvlJc w:val="left"/>
+      <w:pPr>
+        <w:ind w:left="1080" w:hanging="1080"/>
+      </w:pPr>
+      <w:rPr>
+        <w:rFonts w:hint="default"/>
+      </w:rPr>
+    </w:lvl>
+    <w:lvl w:ilvl="6">
+      <w:start w:val="1"/>
+      <w:numFmt w:val="decimal"/>
+      <w:lvlText w:val="%1.%2.%3.%4.%5.%6.%7"/>
+      <w:lvlJc w:val="left"/>
+      <w:pPr>
+        <w:ind w:left="1440" w:hanging="1440"/>
+      </w:pPr>
+      <w:rPr>
+        <w:rFonts w:hint="default"/>
+      </w:rPr>
+    </w:lvl>
+    <w:lvl w:ilvl="7">
+      <w:start w:val="1"/>
+      <w:numFmt w:val="decimal"/>
+      <w:lvlText w:val="%1.%2.%3.%4.%5.%6.%7.%8"/>
+      <w:lvlJc w:val="left"/>
+      <w:pPr>
+        <w:ind w:left="1440" w:hanging="1440"/>
+      </w:pPr>
+      <w:rPr>
+        <w:rFonts w:hint="default"/>
+      </w:rPr>
+    </w:lvl>
+    <w:lvl w:ilvl="8">
+      <w:start w:val="1"/>
+      <w:numFmt w:val="decimal"/>
+      <w:lvlText w:val="%1.%2.%3.%4.%5.%6.%7.%8.%9"/>
+      <w:lvlJc w:val="left"/>
+      <w:pPr>
+        <w:ind w:left="1800" w:hanging="1800"/>
+      </w:pPr>
+      <w:rPr>
+        <w:rFonts w:hint="default"/>
+      </w:rPr>
+    </w:lvl>
+  </w:abstractNum>
+  <w:abstractNum w:abstractNumId="36" w15:restartNumberingAfterBreak="0">
     <w:nsid w:val="4F9B2A3E"/>
     <w:multiLevelType w:val="multilevel"/>
     <w:tmpl w:val="6D20F356"/>
@@ -7657,7 +8726,7 @@
       </w:rPr>
     </w:lvl>
   </w:abstractNum>
-  <w:abstractNum w:abstractNumId="34" w15:restartNumberingAfterBreak="0">
+  <w:abstractNum w:abstractNumId="37" w15:restartNumberingAfterBreak="0">
     <w:nsid w:val="519F1031"/>
     <w:multiLevelType w:val="multilevel"/>
     <w:tmpl w:val="D3F86F38"/>
@@ -7806,7 +8875,7 @@
       </w:rPr>
     </w:lvl>
   </w:abstractNum>
-  <w:abstractNum w:abstractNumId="35" w15:restartNumberingAfterBreak="0">
+  <w:abstractNum w:abstractNumId="38" w15:restartNumberingAfterBreak="0">
     <w:nsid w:val="55142379"/>
     <w:multiLevelType w:val="hybridMultilevel"/>
     <w:tmpl w:val="679AD6E8"/>
@@ -7895,7 +8964,96 @@
       </w:pPr>
     </w:lvl>
   </w:abstractNum>
-  <w:abstractNum w:abstractNumId="36" w15:restartNumberingAfterBreak="0">
+  <w:abstractNum w:abstractNumId="39" w15:restartNumberingAfterBreak="0">
+    <w:nsid w:val="558D413D"/>
+    <w:multiLevelType w:val="hybridMultilevel"/>
+    <w:tmpl w:val="727C580E"/>
+    <w:lvl w:ilvl="0" w:tplc="0409000F">
+      <w:start w:val="1"/>
+      <w:numFmt w:val="decimal"/>
+      <w:lvlText w:val="%1."/>
+      <w:lvlJc w:val="left"/>
+      <w:pPr>
+        <w:ind w:left="360" w:hanging="360"/>
+      </w:pPr>
+      <w:rPr>
+        <w:rFonts w:hint="default"/>
+      </w:rPr>
+    </w:lvl>
+    <w:lvl w:ilvl="1" w:tplc="04090019">
+      <w:start w:val="1"/>
+      <w:numFmt w:val="lowerLetter"/>
+      <w:lvlText w:val="%2."/>
+      <w:lvlJc w:val="left"/>
+      <w:pPr>
+        <w:ind w:left="1080" w:hanging="360"/>
+      </w:pPr>
+    </w:lvl>
+    <w:lvl w:ilvl="2" w:tplc="0409001B" w:tentative="1">
+      <w:start w:val="1"/>
+      <w:numFmt w:val="lowerRoman"/>
+      <w:lvlText w:val="%3."/>
+      <w:lvlJc w:val="right"/>
+      <w:pPr>
+        <w:ind w:left="1800" w:hanging="180"/>
+      </w:pPr>
+    </w:lvl>
+    <w:lvl w:ilvl="3" w:tplc="0409000F" w:tentative="1">
+      <w:start w:val="1"/>
+      <w:numFmt w:val="decimal"/>
+      <w:lvlText w:val="%4."/>
+      <w:lvlJc w:val="left"/>
+      <w:pPr>
+        <w:ind w:left="2520" w:hanging="360"/>
+      </w:pPr>
+    </w:lvl>
+    <w:lvl w:ilvl="4" w:tplc="04090019" w:tentative="1">
+      <w:start w:val="1"/>
+      <w:numFmt w:val="lowerLetter"/>
+      <w:lvlText w:val="%5."/>
+      <w:lvlJc w:val="left"/>
+      <w:pPr>
+        <w:ind w:left="3240" w:hanging="360"/>
+      </w:pPr>
+    </w:lvl>
+    <w:lvl w:ilvl="5" w:tplc="0409001B" w:tentative="1">
+      <w:start w:val="1"/>
+      <w:numFmt w:val="lowerRoman"/>
+      <w:lvlText w:val="%6."/>
+      <w:lvlJc w:val="right"/>
+      <w:pPr>
+        <w:ind w:left="3960" w:hanging="180"/>
+      </w:pPr>
+    </w:lvl>
+    <w:lvl w:ilvl="6" w:tplc="0409000F" w:tentative="1">
+      <w:start w:val="1"/>
+      <w:numFmt w:val="decimal"/>
+      <w:lvlText w:val="%7."/>
+      <w:lvlJc w:val="left"/>
+      <w:pPr>
+        <w:ind w:left="4680" w:hanging="360"/>
+      </w:pPr>
+    </w:lvl>
+    <w:lvl w:ilvl="7" w:tplc="04090019" w:tentative="1">
+      <w:start w:val="1"/>
+      <w:numFmt w:val="lowerLetter"/>
+      <w:lvlText w:val="%8."/>
+      <w:lvlJc w:val="left"/>
+      <w:pPr>
+        <w:ind w:left="5400" w:hanging="360"/>
+      </w:pPr>
+    </w:lvl>
+    <w:lvl w:ilvl="8" w:tplc="0409001B" w:tentative="1">
+      <w:start w:val="1"/>
+      <w:numFmt w:val="lowerRoman"/>
+      <w:lvlText w:val="%9."/>
+      <w:lvlJc w:val="right"/>
+      <w:pPr>
+        <w:ind w:left="6120" w:hanging="180"/>
+      </w:pPr>
+    </w:lvl>
+  </w:abstractNum>
+  <w:abstractNum w:abstractNumId="40" w15:restartNumberingAfterBreak="0">
     <w:nsid w:val="5B4709CD"/>
     <w:multiLevelType w:val="hybridMultilevel"/>
     <w:tmpl w:val="AEFC909E"/>
@@ -7984,7 +9142,7 @@
       </w:pPr>
     </w:lvl>
   </w:abstractNum>
-  <w:abstractNum w:abstractNumId="37" w15:restartNumberingAfterBreak="0">
+  <w:abstractNum w:abstractNumId="41" w15:restartNumberingAfterBreak="0">
     <w:nsid w:val="5C660B4F"/>
     <w:multiLevelType w:val="multilevel"/>
     <w:tmpl w:val="83EE9F68"/>
@@ -8097,7 +9255,7 @@
       </w:pPr>
     </w:lvl>
   </w:abstractNum>
-  <w:abstractNum w:abstractNumId="38" w15:restartNumberingAfterBreak="0">
+  <w:abstractNum w:abstractNumId="42" w15:restartNumberingAfterBreak="0">
     <w:nsid w:val="5D153EE4"/>
     <w:multiLevelType w:val="multilevel"/>
     <w:tmpl w:val="83EE9F68"/>
@@ -8210,7 +9368,7 @@
       </w:pPr>
     </w:lvl>
   </w:abstractNum>
-  <w:abstractNum w:abstractNumId="39" w15:restartNumberingAfterBreak="0">
+  <w:abstractNum w:abstractNumId="43" w15:restartNumberingAfterBreak="0">
     <w:nsid w:val="601311C9"/>
     <w:multiLevelType w:val="hybridMultilevel"/>
     <w:tmpl w:val="9A368018"/>
@@ -8323,7 +9481,7 @@
       </w:rPr>
     </w:lvl>
   </w:abstractNum>
-  <w:abstractNum w:abstractNumId="40" w15:restartNumberingAfterBreak="0">
+  <w:abstractNum w:abstractNumId="44" w15:restartNumberingAfterBreak="0">
     <w:nsid w:val="60980573"/>
     <w:multiLevelType w:val="multilevel"/>
     <w:tmpl w:val="83EE9F68"/>
@@ -8436,7 +9594,7 @@
       </w:pPr>
     </w:lvl>
   </w:abstractNum>
-  <w:abstractNum w:abstractNumId="41" w15:restartNumberingAfterBreak="0">
+  <w:abstractNum w:abstractNumId="45" w15:restartNumberingAfterBreak="0">
     <w:nsid w:val="657E71A5"/>
     <w:multiLevelType w:val="multilevel"/>
     <w:tmpl w:val="83EE9F68"/>
@@ -8549,7 +9707,7 @@
       </w:pPr>
     </w:lvl>
   </w:abstractNum>
-  <w:abstractNum w:abstractNumId="42" w15:restartNumberingAfterBreak="0">
+  <w:abstractNum w:abstractNumId="46" w15:restartNumberingAfterBreak="0">
     <w:nsid w:val="695C3FE7"/>
     <w:multiLevelType w:val="multilevel"/>
     <w:tmpl w:val="83EE9F68"/>
@@ -8662,7 +9820,7 @@
       </w:pPr>
     </w:lvl>
   </w:abstractNum>
-  <w:abstractNum w:abstractNumId="43" w15:restartNumberingAfterBreak="0">
+  <w:abstractNum w:abstractNumId="47" w15:restartNumberingAfterBreak="0">
     <w:nsid w:val="6D9B2105"/>
     <w:multiLevelType w:val="multilevel"/>
     <w:tmpl w:val="83EE9F68"/>
@@ -8775,7 +9933,7 @@
       </w:pPr>
     </w:lvl>
   </w:abstractNum>
-  <w:abstractNum w:abstractNumId="44" w15:restartNumberingAfterBreak="0">
+  <w:abstractNum w:abstractNumId="48" w15:restartNumberingAfterBreak="0">
     <w:nsid w:val="6EE33EBA"/>
     <w:multiLevelType w:val="multilevel"/>
     <w:tmpl w:val="83EE9F68"/>
@@ -8888,7 +10046,7 @@
       </w:pPr>
     </w:lvl>
   </w:abstractNum>
-  <w:abstractNum w:abstractNumId="45" w15:restartNumberingAfterBreak="0">
+  <w:abstractNum w:abstractNumId="49" w15:restartNumberingAfterBreak="0">
     <w:nsid w:val="72C83A5A"/>
     <w:multiLevelType w:val="multilevel"/>
     <w:tmpl w:val="83EE9F68"/>
@@ -9001,7 +10159,7 @@
       </w:pPr>
     </w:lvl>
   </w:abstractNum>
-  <w:abstractNum w:abstractNumId="46" w15:restartNumberingAfterBreak="0">
+  <w:abstractNum w:abstractNumId="50" w15:restartNumberingAfterBreak="0">
     <w:nsid w:val="733A4094"/>
     <w:multiLevelType w:val="multilevel"/>
     <w:tmpl w:val="83EE9F68"/>
@@ -9114,7 +10272,7 @@
       </w:pPr>
     </w:lvl>
   </w:abstractNum>
-  <w:abstractNum w:abstractNumId="47" w15:restartNumberingAfterBreak="0">
+  <w:abstractNum w:abstractNumId="51" w15:restartNumberingAfterBreak="0">
     <w:nsid w:val="77484CC1"/>
     <w:multiLevelType w:val="multilevel"/>
     <w:tmpl w:val="83247E78"/>
@@ -9263,7 +10421,7 @@
       </w:rPr>
     </w:lvl>
   </w:abstractNum>
-  <w:abstractNum w:abstractNumId="48" w15:restartNumberingAfterBreak="0">
+  <w:abstractNum w:abstractNumId="52" w15:restartNumberingAfterBreak="0">
     <w:nsid w:val="7A8D4521"/>
     <w:multiLevelType w:val="multilevel"/>
     <w:tmpl w:val="83EE9F68"/>
@@ -9376,7 +10534,7 @@
       </w:pPr>
     </w:lvl>
   </w:abstractNum>
-  <w:abstractNum w:abstractNumId="49" w15:restartNumberingAfterBreak="0">
+  <w:abstractNum w:abstractNumId="53" w15:restartNumberingAfterBreak="0">
     <w:nsid w:val="7AE628B4"/>
     <w:multiLevelType w:val="multilevel"/>
     <w:tmpl w:val="83EE9F68"/>
@@ -9489,7 +10647,7 @@
       </w:pPr>
     </w:lvl>
   </w:abstractNum>
-  <w:abstractNum w:abstractNumId="50" w15:restartNumberingAfterBreak="0">
+  <w:abstractNum w:abstractNumId="54" w15:restartNumberingAfterBreak="0">
     <w:nsid w:val="7DF4462D"/>
     <w:multiLevelType w:val="multilevel"/>
     <w:tmpl w:val="83EE9F68"/>
@@ -9603,13 +10761,13 @@
     </w:lvl>
   </w:abstractNum>
   <w:num w:numId="1" w16cid:durableId="1154637527">
-    <w:abstractNumId w:val="18"/>
+    <w:abstractNumId w:val="19"/>
   </w:num>
   <w:num w:numId="2" w16cid:durableId="692803890">
-    <w:abstractNumId w:val="27"/>
+    <w:abstractNumId w:val="29"/>
   </w:num>
   <w:num w:numId="3" w16cid:durableId="985743647">
-    <w:abstractNumId w:val="17"/>
+    <w:abstractNumId w:val="18"/>
   </w:num>
   <w:num w:numId="4" w16cid:durableId="1083143374">
     <w:abstractNumId w:val="3"/>
@@ -9618,67 +10776,67 @@
     <w:abstractNumId w:val="2"/>
   </w:num>
   <w:num w:numId="6" w16cid:durableId="1902982999">
-    <w:abstractNumId w:val="35"/>
+    <w:abstractNumId w:val="38"/>
   </w:num>
   <w:num w:numId="7" w16cid:durableId="211775648">
-    <w:abstractNumId w:val="36"/>
+    <w:abstractNumId w:val="40"/>
   </w:num>
   <w:num w:numId="8" w16cid:durableId="1313215849">
-    <w:abstractNumId w:val="21"/>
+    <w:abstractNumId w:val="23"/>
   </w:num>
   <w:num w:numId="9" w16cid:durableId="1401292598">
-    <w:abstractNumId w:val="39"/>
+    <w:abstractNumId w:val="43"/>
   </w:num>
   <w:num w:numId="10" w16cid:durableId="55052245">
-    <w:abstractNumId w:val="22"/>
+    <w:abstractNumId w:val="24"/>
   </w:num>
   <w:num w:numId="11" w16cid:durableId="626664613">
     <w:abstractNumId w:val="5"/>
   </w:num>
   <w:num w:numId="12" w16cid:durableId="734166019">
-    <w:abstractNumId w:val="47"/>
+    <w:abstractNumId w:val="51"/>
   </w:num>
   <w:num w:numId="13" w16cid:durableId="1516378228">
-    <w:abstractNumId w:val="33"/>
+    <w:abstractNumId w:val="36"/>
   </w:num>
   <w:num w:numId="14" w16cid:durableId="2136092433">
-    <w:abstractNumId w:val="40"/>
+    <w:abstractNumId w:val="44"/>
   </w:num>
   <w:num w:numId="15" w16cid:durableId="328100050">
+    <w:abstractNumId w:val="37"/>
+  </w:num>
+  <w:num w:numId="16" w16cid:durableId="2052607795">
+    <w:abstractNumId w:val="20"/>
+  </w:num>
+  <w:num w:numId="17" w16cid:durableId="1132600081">
     <w:abstractNumId w:val="34"/>
   </w:num>
-  <w:num w:numId="16" w16cid:durableId="2052607795">
-    <w:abstractNumId w:val="19"/>
-  </w:num>
-  <w:num w:numId="17" w16cid:durableId="1132600081">
-    <w:abstractNumId w:val="32"/>
-  </w:num>
   <w:num w:numId="18" w16cid:durableId="2077819106">
-    <w:abstractNumId w:val="37"/>
+    <w:abstractNumId w:val="41"/>
   </w:num>
   <w:num w:numId="19" w16cid:durableId="2137721403">
-    <w:abstractNumId w:val="16"/>
+    <w:abstractNumId w:val="17"/>
   </w:num>
   <w:num w:numId="20" w16cid:durableId="1878857323">
-    <w:abstractNumId w:val="50"/>
+    <w:abstractNumId w:val="54"/>
   </w:num>
   <w:num w:numId="21" w16cid:durableId="270285872">
-    <w:abstractNumId w:val="41"/>
+    <w:abstractNumId w:val="45"/>
   </w:num>
   <w:num w:numId="22" w16cid:durableId="1648588871">
-    <w:abstractNumId w:val="23"/>
+    <w:abstractNumId w:val="25"/>
   </w:num>
   <w:num w:numId="23" w16cid:durableId="1225028630">
-    <w:abstractNumId w:val="48"/>
+    <w:abstractNumId w:val="52"/>
   </w:num>
   <w:num w:numId="24" w16cid:durableId="1248350069">
-    <w:abstractNumId w:val="8"/>
+    <w:abstractNumId w:val="9"/>
   </w:num>
   <w:num w:numId="25" w16cid:durableId="1638221170">
-    <w:abstractNumId w:val="20"/>
+    <w:abstractNumId w:val="22"/>
   </w:num>
   <w:num w:numId="26" w16cid:durableId="734669648">
-    <w:abstractNumId w:val="15"/>
+    <w:abstractNumId w:val="16"/>
   </w:num>
   <w:num w:numId="27" w16cid:durableId="317272279">
     <w:abstractNumId w:val="6"/>
@@ -9687,13 +10845,13 @@
     <w:abstractNumId w:val="4"/>
   </w:num>
   <w:num w:numId="29" w16cid:durableId="966204913">
-    <w:abstractNumId w:val="44"/>
+    <w:abstractNumId w:val="48"/>
   </w:num>
   <w:num w:numId="30" w16cid:durableId="545995181">
-    <w:abstractNumId w:val="30"/>
+    <w:abstractNumId w:val="32"/>
   </w:num>
   <w:num w:numId="31" w16cid:durableId="1220478875">
-    <w:abstractNumId w:val="31"/>
+    <w:abstractNumId w:val="33"/>
   </w:num>
   <w:num w:numId="32" w16cid:durableId="64106935">
     <w:abstractNumId w:val="7"/>
@@ -9702,58 +10860,70 @@
     <w:abstractNumId w:val="0"/>
   </w:num>
   <w:num w:numId="34" w16cid:durableId="2143108978">
-    <w:abstractNumId w:val="13"/>
+    <w:abstractNumId w:val="14"/>
   </w:num>
   <w:num w:numId="35" w16cid:durableId="2026907674">
-    <w:abstractNumId w:val="10"/>
+    <w:abstractNumId w:val="11"/>
   </w:num>
   <w:num w:numId="36" w16cid:durableId="1672021824">
     <w:abstractNumId w:val="1"/>
   </w:num>
   <w:num w:numId="37" w16cid:durableId="1098331354">
+    <w:abstractNumId w:val="50"/>
+  </w:num>
+  <w:num w:numId="38" w16cid:durableId="1587499182">
+    <w:abstractNumId w:val="28"/>
+  </w:num>
+  <w:num w:numId="39" w16cid:durableId="175078648">
+    <w:abstractNumId w:val="30"/>
+  </w:num>
+  <w:num w:numId="40" w16cid:durableId="1272275060">
+    <w:abstractNumId w:val="53"/>
+  </w:num>
+  <w:num w:numId="41" w16cid:durableId="1971931602">
+    <w:abstractNumId w:val="26"/>
+  </w:num>
+  <w:num w:numId="42" w16cid:durableId="1909415343">
+    <w:abstractNumId w:val="47"/>
+  </w:num>
+  <w:num w:numId="43" w16cid:durableId="833106666">
+    <w:abstractNumId w:val="31"/>
+  </w:num>
+  <w:num w:numId="44" w16cid:durableId="1706561898">
+    <w:abstractNumId w:val="42"/>
+  </w:num>
+  <w:num w:numId="45" w16cid:durableId="1651322324">
+    <w:abstractNumId w:val="13"/>
+  </w:num>
+  <w:num w:numId="46" w16cid:durableId="1346204998">
     <w:abstractNumId w:val="46"/>
   </w:num>
-  <w:num w:numId="38" w16cid:durableId="1587499182">
-    <w:abstractNumId w:val="26"/>
+  <w:num w:numId="47" w16cid:durableId="1353384309">
+    <w:abstractNumId w:val="12"/>
   </w:num>
-  <w:num w:numId="39" w16cid:durableId="175078648">
-    <w:abstractNumId w:val="28"/>
+  <w:num w:numId="48" w16cid:durableId="2006857664">
+    <w:abstractNumId w:val="27"/>
   </w:num>
-  <w:num w:numId="40" w16cid:durableId="1272275060">
+  <w:num w:numId="49" w16cid:durableId="1158568578">
     <w:abstractNumId w:val="49"/>
   </w:num>
-  <w:num w:numId="41" w16cid:durableId="1971931602">
-    <w:abstractNumId w:val="24"/>
-  </w:num>
-  <w:num w:numId="42" w16cid:durableId="1909415343">
-    <w:abstractNumId w:val="43"/>
-  </w:num>
-  <w:num w:numId="43" w16cid:durableId="833106666">
-    <w:abstractNumId w:val="29"/>
-  </w:num>
-  <w:num w:numId="44" w16cid:durableId="1706561898">
-    <w:abstractNumId w:val="38"/>
-  </w:num>
-  <w:num w:numId="45" w16cid:durableId="1651322324">
-    <w:abstractNumId w:val="12"/>
-  </w:num>
-  <w:num w:numId="46" w16cid:durableId="1346204998">
-    <w:abstractNumId w:val="42"/>
-  </w:num>
-  <w:num w:numId="47" w16cid:durableId="1353384309">
-    <w:abstractNumId w:val="11"/>
-  </w:num>
-  <w:num w:numId="48" w16cid:durableId="2006857664">
-    <w:abstractNumId w:val="25"/>
-  </w:num>
-  <w:num w:numId="49" w16cid:durableId="1158568578">
-    <w:abstractNumId w:val="45"/>
-  </w:num>
   <w:num w:numId="50" w16cid:durableId="590286289">
-    <w:abstractNumId w:val="9"/>
+    <w:abstractNumId w:val="10"/>
   </w:num>
   <w:num w:numId="51" w16cid:durableId="719668471">
-    <w:abstractNumId w:val="14"/>
+    <w:abstractNumId w:val="15"/>
+  </w:num>
+  <w:num w:numId="52" w16cid:durableId="814417211">
+    <w:abstractNumId w:val="35"/>
+  </w:num>
+  <w:num w:numId="53" w16cid:durableId="289820568">
+    <w:abstractNumId w:val="39"/>
+  </w:num>
+  <w:num w:numId="54" w16cid:durableId="460999458">
+    <w:abstractNumId w:val="8"/>
+  </w:num>
+  <w:num w:numId="55" w16cid:durableId="513302693">
+    <w:abstractNumId w:val="21"/>
   </w:num>
 </w:numbering>
 </file>
@@ -10730,6 +11900,19 @@
     <w:basedOn w:val="DefaultParagraphFont"/>
     <w:rsid w:val="00D1060F"/>
   </w:style>
+  <w:style w:type="paragraph" w:styleId="Revision">
+    <w:name w:val="Revision"/>
+    <w:hidden/>
+    <w:uiPriority w:val="99"/>
+    <w:semiHidden/>
+    <w:rsid w:val="00C96862"/>
+    <w:pPr>
+      <w:spacing w:after="0" w:line="240" w:lineRule="auto"/>
+    </w:pPr>
+    <w:rPr>
+      <w:rFonts w:eastAsiaTheme="minorEastAsia"/>
+    </w:rPr>
+  </w:style>
 </w:styles>
 </file>
 
